--- a/az/scientists/CV/Word/Genceli_Mehdi_CV_AZ.docx
+++ b/az/scientists/CV/Word/Genceli_Mehdi_CV_AZ.docx
@@ -439,7 +439,7 @@
           <w:sz w:val="21"/>
           <w:szCs w:val="21"/>
         </w:rPr>
-        <w:t>Mehdi Gəncəli İstanbuldakı Marmara Universitetinin Türkiyat Araşdırmaları İnstitutunda türk dili və ədəbiyyatı kafedrasındadır. CV-nin başlığında rütbə Doç. Dr. kimi, 4 yanvar 2012-ci il vəzifə sətirində isə yardımcı doçent kimi yazılır. 2002–2008-ci illərdə həmin institutda Azərbaycan şairi Məhəmməd Hadinin həyatı, sənəti və əsərləri mövzusunda doktorantura müdafiə edib. Elmi rəhbər Doç. Dr. Muhammet Gür olub. 1999–2002-ci illərdə magistr, 1993–1999-cu illərdə Marmara Universitetində türk dili və ədəbiyyatı üzrə bakalavr dərəcəsi alıb. 1 yanvar 2018-ci ildən institutun direktor müavinidir.</w:t>
+        <w:t>Mehdi Gəncəli İstanbuldakı Marmara Universitetinin Türkiyat Araşdırmaları İnstitutunda türk dili və ədəbiyyatı kafedrasındadır. başlığında rütbə Doç. Dr. kimi, 4 yanvar 2012-ci il vəzifə sətirində isə yardımcı doçent kimi yazılır. 2002–2008-ci illərdə həmin institutda Azərbaycan şairi Məhəmməd Hadinin həyatı, sənəti və əsərləri mövzusunda doktorantura müdafiə edib. Elmi rəhbər Doç. Dr. Muhammet Gür olub. 1999–2002-ci illərdə magistr, 1993–1999-cu illərdə Marmara Universitetində türk dili və ədəbiyyatı üzrə bakalavr dərəcəsi alıb. 1 yanvar 2018-ci ildən institutun direktor müavinidir.</w:t>
       </w:r>
     </w:p>
     <w:p>
